--- a/data/declaraciones/signed/LILL900601B21.docx
+++ b/data/declaraciones/signed/LILL900601B21.docx
@@ -4353,7 +4353,7 @@
         <w:rPr>
           <w:lang w:val="es-MX"/>
         </w:rPr>
-        <w:t xml:space="preserve">Fecha: 26 de septiembre de 2026</w:t>
+        <w:t xml:space="preserve">Fecha: 28 de septiembre de 2026</w:t>
       </w:r>
       <w:proofErr w:type="spellStart"/>
       <w:r>
